--- a/resources/gcse-business-complete-year/GCSE-Business-The-Complete-Year-FREE-SAMPLE-Week-1-EDITABLE.docx
+++ b/resources/gcse-business-complete-year/GCSE-Business-The-Complete-Year-FREE-SAMPLE-Week-1-EDITABLE.docx
@@ -68,7 +68,7 @@
           <w:i w:val="0"/>
           <w:sz w:val="20"/>
         </w:rPr>
-        <w:t>Written for AQA 8132 and Edexcel 1BS0. Every lesson header carries a reference for both boards.</w:t>
+        <w:t>Written for AQA 8132 and Edexcel 1BS0. Every lesson header carries a reference for both boards. This is my Year 10 route through the first year of the two year GCSE. Neither board prescribes a teaching order or assigns content to a year: AQA states only that the specification is designed to be taken over two years and is linear, and Edexcel states only that students must complete all assessment in May/June in any single year.</w:t>
       </w:r>
     </w:p>
     <w:p/>
@@ -108,7 +108,7 @@
           <w:i w:val="0"/>
           <w:sz w:val="20"/>
         </w:rPr>
-        <w:t>Covered in full: Edexcel 1BS0 Theme 1, Investigating small business, complete (1.1 to 1.5). AQA 8132: 3.1 Business in the real world and 3.2 Influences on business in full, together with the Year 10 halves of 3.5 Marketing and 3.6 Finance.</w:t>
+        <w:t>Covered in full. Edexcel 1BS0 Theme 1, Investigating small business, complete: 1.1 Enterprise and entrepreneurship, 1.2 Spotting a business opportunity, 1.3 Putting a business idea into practice, 1.4 Making the business effective, 1.5 Understanding external influences. AQA 8132: 3.1 Business in the real world and 3.2 Influences on business in full, plus 3.5.1 to 3.5.4 Marketing and 3.6.1 to 3.6.3 Finance, and the profit margin calculations from 3.6.4. AQA does not divide 3.5 or 3.6 by year, so that split is mine. Left out of those AQA sections: loss leader pricing, average rate of return, and the financial statements part of 3.6.4.</w:t>
       </w:r>
     </w:p>
     <w:p>
@@ -118,7 +118,7 @@
           <w:i w:val="0"/>
           <w:sz w:val="20"/>
         </w:rPr>
-        <w:t>Left for Year 11, on purpose: Edexcel Theme 2, Building a business. AQA 3.3 Business operations and 3.4 Human resources, and the remaining Year 11 content of 3.5 and 3.6. This pack does not claim to cover the whole GCSE.</w:t>
+        <w:t>Left for the second year, on purpose. AQA 3.3 Business operations and 3.4 Human resources, and most of Edexcel Theme 2. Eight lessons do reach into Edexcel Theme 2, because AQA files the same material inside its own first sections: profit margins (Edexcel 2.4.1) in week 15, the product life cycle (2.2.1) in week 17, pricing strategies (2.2.2) in week 18, ethics and the environment (2.1.4) in week 27, globalisation (2.1.3) in week 28 and business growth (2.1.1) in week 29. Each carries its Theme 2 code in its header, and Edexcel classes can move any of them. A ninth, economies of scale in week 29, is not on the Edexcel specification in either theme. This pack does not claim to cover the whole GCSE, and it says so wherever a lesson touches the border.</w:t>
       </w:r>
     </w:p>
     <w:p>
@@ -238,7 +238,7 @@
                 <w:color w:val="FFFFFF"/>
                 <w:sz w:val="16"/>
               </w:rPr>
-              <w:t>AQA 3.1.1, 3.6.3 | EDEXCEL 1.3.2</w:t>
+              <w:t>AQA 3.1.1, 3.6.3 | EDEXCEL 1.1.3, 1.3.2</w:t>
             </w:r>
           </w:p>
         </w:tc>
@@ -2544,6 +2544,16 @@
       <w:r>
         <w:rPr>
           <w:b w:val="0"/>
+          <w:i/>
+          <w:sz w:val="18"/>
+        </w:rPr>
+        <w:t>Scope, stated plainly. Edexcel 1BS0 Theme 1 in full, and the AQA 8132 content that sits alongside it. AQA 3.3 Business operations and 3.4 Human resources are not in this pack. Because AQA files margins, the product life cycle, pricing strategies, ethics, globalisation and growth inside its own first sections, eight lessons carry an Edexcel Theme 2 code (2.1.1, 2.1.3, 2.1.4, 2.2.1, 2.2.2, 2.4.1), and one more, economies of scale, is not on the Edexcel specification at all. Edexcel classes can move those. Neither board assigns content to a year, so the Year 10 route is mine.</w:t>
+      </w:r>
+    </w:p>
+    <w:p>
+      <w:r>
+        <w:rPr>
+          <w:b w:val="0"/>
           <w:i w:val="0"/>
           <w:sz w:val="18"/>
         </w:rPr>
